--- a/Padlás födém szigetelés dokumentum managment/templates/tamogatas_igenylo.docx
+++ b/Padlás födém szigetelés dokumentum managment/templates/tamogatas_igenylo.docx
@@ -67,15 +67,7 @@
         <w:t>Név:</w:t>
       </w:r>
       <w:r>
-        <w:t xml:space="preserve"> [[</w:t>
-      </w:r>
-      <w:proofErr w:type="spellStart"/>
-      <w:r>
-        <w:t>nev</w:t>
-      </w:r>
-      <w:proofErr w:type="spellEnd"/>
-      <w:r>
-        <w:t>]]</w:t>
+        <w:t xml:space="preserve"> [[nev]]</w:t>
       </w:r>
     </w:p>
     <w:p>
@@ -93,15 +85,7 @@
         <w:t>Születési név:</w:t>
       </w:r>
       <w:r>
-        <w:t xml:space="preserve"> [[</w:t>
-      </w:r>
-      <w:proofErr w:type="spellStart"/>
-      <w:r>
-        <w:t>szuletesnev</w:t>
-      </w:r>
-      <w:proofErr w:type="spellEnd"/>
-      <w:r>
-        <w:t>]]</w:t>
+        <w:t xml:space="preserve"> [[szuletesnev]]</w:t>
       </w:r>
     </w:p>
     <w:p>
@@ -446,18 +430,7 @@
         <w:t xml:space="preserve">              </w:t>
       </w:r>
       <w:r>
-        <w:t>[[</w:t>
-      </w:r>
-      <w:r>
-        <w:t>%</w:t>
-      </w:r>
-      <w:proofErr w:type="spellStart"/>
-      <w:r>
-        <w:t>alairas</w:t>
-      </w:r>
-      <w:proofErr w:type="spellEnd"/>
-      <w:r>
-        <w:t>]]</w:t>
+        <w:t>[[%alairas]]</w:t>
       </w:r>
     </w:p>
     <w:p>
